--- a/docs/exercises/ex-ANAT.docx
+++ b/docs/exercises/ex-ANAT.docx
@@ -289,7 +289,7 @@
                 <w:rPr>
                   <w:rStyle w:val="Hyperlink"/>
                 </w:rPr>
-                <w:t xml:space="preserve">Exercise LVL</w:t>
+                <w:t xml:space="preserve">Exercise LVL • Levels/Terms</w:t>
               </w:r>
             </w:hyperlink>
             <w:r>
@@ -445,7 +445,7 @@
       </w:r>
     </w:p>
     <w:bookmarkEnd w:id="29"/>
-    <w:bookmarkStart w:id="30" w:name="submission-details"/>
+    <w:bookmarkStart w:id="31" w:name="submission-details"/>
     <w:p>
       <w:pPr>
         <w:pStyle w:val="Heading2"/>
@@ -473,11 +473,25 @@
           <w:b/>
           <w:bCs/>
         </w:rPr>
-        <w:t xml:space="preserve">Thursday, January 29, 2024 at 11:59 pm</w:t>
+        <w:t xml:space="preserve">2026-01-29</w:t>
       </w:r>
       <w:r>
-        <w:t xml:space="preserve">.</w:t>
+        <w:t xml:space="preserve"> </w:t>
       </w:r>
+      <w:r>
+        <w:t xml:space="preserve">using the Canvas</w:t>
+      </w:r>
+      <w:r>
+        <w:t xml:space="preserve"> </w:t>
+      </w:r>
+      <w:hyperlink r:id="rId30">
+        <w:r>
+          <w:rPr>
+            <w:rStyle w:val="Hyperlink"/>
+          </w:rPr>
+          <w:t xml:space="preserve">dropbox</w:t>
+        </w:r>
+      </w:hyperlink>
     </w:p>
     <w:p>
       <w:pPr>
@@ -498,8 +512,8 @@
         </w:pict>
       </w:r>
     </w:p>
-    <w:bookmarkEnd w:id="30"/>
-    <w:bookmarkStart w:id="31" w:name="directional-terms"/>
+    <w:bookmarkEnd w:id="31"/>
+    <w:bookmarkStart w:id="32" w:name="directional-terms"/>
     <w:p>
       <w:pPr>
         <w:pStyle w:val="Heading2"/>
@@ -808,8 +822,8 @@
         </w:tc>
       </w:tr>
     </w:tbl>
-    <w:bookmarkEnd w:id="31"/>
-    <w:bookmarkStart w:id="35" w:name="planes-of-section"/>
+    <w:bookmarkEnd w:id="32"/>
+    <w:bookmarkStart w:id="36" w:name="planes-of-section"/>
     <w:p>
       <w:pPr>
         <w:pStyle w:val="Heading2"/>
@@ -899,7 +913,7 @@
             <w:pPr>
               <w:pStyle w:val="Compact"/>
             </w:pPr>
-            <w:hyperlink r:id="rId32">
+            <w:hyperlink r:id="rId33">
               <w:r>
                 <w:rPr>
                   <w:rStyle w:val="Hyperlink"/>
@@ -949,7 +963,7 @@
             <w:pPr>
               <w:pStyle w:val="Compact"/>
             </w:pPr>
-            <w:hyperlink r:id="rId33">
+            <w:hyperlink r:id="rId34">
               <w:r>
                 <w:rPr>
                   <w:rStyle w:val="Hyperlink"/>
@@ -999,7 +1013,7 @@
             <w:pPr>
               <w:pStyle w:val="Compact"/>
             </w:pPr>
-            <w:hyperlink r:id="rId34">
+            <w:hyperlink r:id="rId35">
               <w:r>
                 <w:rPr>
                   <w:rStyle w:val="Hyperlink"/>
@@ -1043,8 +1057,8 @@
         </w:tc>
       </w:tr>
     </w:tbl>
-    <w:bookmarkEnd w:id="35"/>
-    <w:bookmarkStart w:id="39" w:name="brain-structure"/>
+    <w:bookmarkEnd w:id="36"/>
+    <w:bookmarkStart w:id="40" w:name="brain-structure"/>
     <w:p>
       <w:pPr>
         <w:pStyle w:val="Heading2"/>
@@ -1134,7 +1148,7 @@
             <w:pPr>
               <w:pStyle w:val="Compact"/>
             </w:pPr>
-            <w:hyperlink r:id="rId36">
+            <w:hyperlink r:id="rId37">
               <w:r>
                 <w:rPr>
                   <w:rStyle w:val="Hyperlink"/>
@@ -1184,7 +1198,7 @@
             <w:pPr>
               <w:pStyle w:val="Compact"/>
             </w:pPr>
-            <w:hyperlink r:id="rId37">
+            <w:hyperlink r:id="rId38">
               <w:r>
                 <w:rPr>
                   <w:rStyle w:val="Hyperlink"/>
@@ -1234,7 +1248,7 @@
             <w:pPr>
               <w:pStyle w:val="Compact"/>
             </w:pPr>
-            <w:hyperlink r:id="rId38">
+            <w:hyperlink r:id="rId39">
               <w:r>
                 <w:rPr>
                   <w:rStyle w:val="Hyperlink"/>
@@ -1278,8 +1292,8 @@
         </w:tc>
       </w:tr>
     </w:tbl>
-    <w:bookmarkEnd w:id="39"/>
-    <w:bookmarkStart w:id="52" w:name="surface-of-cerebral-cortex"/>
+    <w:bookmarkEnd w:id="40"/>
+    <w:bookmarkStart w:id="53" w:name="surface-of-cerebral-cortex"/>
     <w:p>
       <w:pPr>
         <w:pStyle w:val="Heading2"/>
@@ -1369,7 +1383,7 @@
             <w:pPr>
               <w:pStyle w:val="Compact"/>
             </w:pPr>
-            <w:hyperlink r:id="rId40">
+            <w:hyperlink r:id="rId41">
               <w:r>
                 <w:rPr>
                   <w:rStyle w:val="Hyperlink"/>
@@ -1419,7 +1433,7 @@
             <w:pPr>
               <w:pStyle w:val="Compact"/>
             </w:pPr>
-            <w:hyperlink r:id="rId41">
+            <w:hyperlink r:id="rId42">
               <w:r>
                 <w:rPr>
                   <w:rStyle w:val="Hyperlink"/>
@@ -1469,7 +1483,7 @@
             <w:pPr>
               <w:pStyle w:val="Compact"/>
             </w:pPr>
-            <w:hyperlink r:id="rId42">
+            <w:hyperlink r:id="rId43">
               <w:r>
                 <w:rPr>
                   <w:rStyle w:val="Hyperlink"/>
@@ -1519,7 +1533,7 @@
             <w:pPr>
               <w:pStyle w:val="Compact"/>
             </w:pPr>
-            <w:hyperlink r:id="rId43">
+            <w:hyperlink r:id="rId44">
               <w:r>
                 <w:rPr>
                   <w:rStyle w:val="Hyperlink"/>
@@ -1569,7 +1583,7 @@
             <w:pPr>
               <w:pStyle w:val="Compact"/>
             </w:pPr>
-            <w:hyperlink r:id="rId44">
+            <w:hyperlink r:id="rId45">
               <w:r>
                 <w:rPr>
                   <w:rStyle w:val="Hyperlink"/>
@@ -1619,7 +1633,7 @@
             <w:pPr>
               <w:pStyle w:val="Compact"/>
             </w:pPr>
-            <w:hyperlink r:id="rId45">
+            <w:hyperlink r:id="rId46">
               <w:r>
                 <w:rPr>
                   <w:rStyle w:val="Hyperlink"/>
@@ -1669,7 +1683,7 @@
             <w:pPr>
               <w:pStyle w:val="Compact"/>
             </w:pPr>
-            <w:hyperlink r:id="rId46">
+            <w:hyperlink r:id="rId47">
               <w:r>
                 <w:rPr>
                   <w:rStyle w:val="Hyperlink"/>
@@ -1719,7 +1733,7 @@
             <w:pPr>
               <w:pStyle w:val="Compact"/>
             </w:pPr>
-            <w:hyperlink r:id="rId47">
+            <w:hyperlink r:id="rId48">
               <w:r>
                 <w:rPr>
                   <w:rStyle w:val="Hyperlink"/>
@@ -1769,7 +1783,7 @@
             <w:pPr>
               <w:pStyle w:val="Compact"/>
             </w:pPr>
-            <w:hyperlink r:id="rId48">
+            <w:hyperlink r:id="rId49">
               <w:r>
                 <w:rPr>
                   <w:rStyle w:val="Hyperlink"/>
@@ -1819,7 +1833,7 @@
             <w:pPr>
               <w:pStyle w:val="Compact"/>
             </w:pPr>
-            <w:hyperlink r:id="rId49">
+            <w:hyperlink r:id="rId50">
               <w:r>
                 <w:rPr>
                   <w:rStyle w:val="Hyperlink"/>
@@ -1869,7 +1883,7 @@
             <w:pPr>
               <w:pStyle w:val="Compact"/>
             </w:pPr>
-            <w:hyperlink r:id="rId50">
+            <w:hyperlink r:id="rId51">
               <w:r>
                 <w:rPr>
                   <w:rStyle w:val="Hyperlink"/>
@@ -1919,7 +1933,7 @@
             <w:pPr>
               <w:pStyle w:val="Compact"/>
             </w:pPr>
-            <w:hyperlink r:id="rId51">
+            <w:hyperlink r:id="rId52">
               <w:r>
                 <w:rPr>
                   <w:rStyle w:val="Hyperlink"/>
@@ -1963,8 +1977,8 @@
         </w:tc>
       </w:tr>
     </w:tbl>
-    <w:bookmarkEnd w:id="52"/>
-    <w:bookmarkStart w:id="60" w:name="fiber-tracts"/>
+    <w:bookmarkEnd w:id="53"/>
+    <w:bookmarkStart w:id="61" w:name="fiber-tracts"/>
     <w:p>
       <w:pPr>
         <w:pStyle w:val="Heading2"/>
@@ -2054,7 +2068,7 @@
             <w:pPr>
               <w:pStyle w:val="Compact"/>
             </w:pPr>
-            <w:hyperlink r:id="rId53">
+            <w:hyperlink r:id="rId54">
               <w:r>
                 <w:rPr>
                   <w:rStyle w:val="Hyperlink"/>
@@ -2104,7 +2118,7 @@
             <w:pPr>
               <w:pStyle w:val="Compact"/>
             </w:pPr>
-            <w:hyperlink r:id="rId54">
+            <w:hyperlink r:id="rId55">
               <w:r>
                 <w:rPr>
                   <w:rStyle w:val="Hyperlink"/>
@@ -2154,7 +2168,7 @@
             <w:pPr>
               <w:pStyle w:val="Compact"/>
             </w:pPr>
-            <w:hyperlink r:id="rId55">
+            <w:hyperlink r:id="rId56">
               <w:r>
                 <w:rPr>
                   <w:rStyle w:val="Hyperlink"/>
@@ -2204,7 +2218,7 @@
             <w:pPr>
               <w:pStyle w:val="Compact"/>
             </w:pPr>
-            <w:hyperlink r:id="rId56">
+            <w:hyperlink r:id="rId57">
               <w:r>
                 <w:rPr>
                   <w:rStyle w:val="Hyperlink"/>
@@ -2254,7 +2268,7 @@
             <w:pPr>
               <w:pStyle w:val="Compact"/>
             </w:pPr>
-            <w:hyperlink r:id="rId57">
+            <w:hyperlink r:id="rId58">
               <w:r>
                 <w:rPr>
                   <w:rStyle w:val="Hyperlink"/>
@@ -2304,7 +2318,7 @@
             <w:pPr>
               <w:pStyle w:val="Compact"/>
             </w:pPr>
-            <w:hyperlink r:id="rId58">
+            <w:hyperlink r:id="rId59">
               <w:r>
                 <w:rPr>
                   <w:rStyle w:val="Hyperlink"/>
@@ -2354,7 +2368,7 @@
             <w:pPr>
               <w:pStyle w:val="Compact"/>
             </w:pPr>
-            <w:hyperlink r:id="rId59">
+            <w:hyperlink r:id="rId60">
               <w:r>
                 <w:rPr>
                   <w:rStyle w:val="Hyperlink"/>
@@ -2398,8 +2412,8 @@
         </w:tc>
       </w:tr>
     </w:tbl>
-    <w:bookmarkEnd w:id="60"/>
-    <w:bookmarkStart w:id="69" w:name="subcortical-structures"/>
+    <w:bookmarkEnd w:id="61"/>
+    <w:bookmarkStart w:id="70" w:name="subcortical-structures"/>
     <w:p>
       <w:pPr>
         <w:pStyle w:val="Heading2"/>
@@ -2489,7 +2503,7 @@
             <w:pPr>
               <w:pStyle w:val="Compact"/>
             </w:pPr>
-            <w:hyperlink r:id="rId61">
+            <w:hyperlink r:id="rId62">
               <w:r>
                 <w:rPr>
                   <w:rStyle w:val="Hyperlink"/>
@@ -2539,7 +2553,7 @@
             <w:pPr>
               <w:pStyle w:val="Compact"/>
             </w:pPr>
-            <w:hyperlink r:id="rId62">
+            <w:hyperlink r:id="rId63">
               <w:r>
                 <w:rPr>
                   <w:rStyle w:val="Hyperlink"/>
@@ -2589,7 +2603,7 @@
             <w:pPr>
               <w:pStyle w:val="Compact"/>
             </w:pPr>
-            <w:hyperlink r:id="rId63">
+            <w:hyperlink r:id="rId64">
               <w:r>
                 <w:rPr>
                   <w:rStyle w:val="Hyperlink"/>
@@ -2639,7 +2653,7 @@
             <w:pPr>
               <w:pStyle w:val="Compact"/>
             </w:pPr>
-            <w:hyperlink r:id="rId64">
+            <w:hyperlink r:id="rId65">
               <w:r>
                 <w:rPr>
                   <w:rStyle w:val="Hyperlink"/>
@@ -2689,7 +2703,7 @@
             <w:pPr>
               <w:pStyle w:val="Compact"/>
             </w:pPr>
-            <w:hyperlink r:id="rId65">
+            <w:hyperlink r:id="rId66">
               <w:r>
                 <w:rPr>
                   <w:rStyle w:val="Hyperlink"/>
@@ -2739,7 +2753,7 @@
             <w:pPr>
               <w:pStyle w:val="Compact"/>
             </w:pPr>
-            <w:hyperlink r:id="rId66">
+            <w:hyperlink r:id="rId67">
               <w:r>
                 <w:rPr>
                   <w:rStyle w:val="Hyperlink"/>
@@ -2789,7 +2803,7 @@
             <w:pPr>
               <w:pStyle w:val="Compact"/>
             </w:pPr>
-            <w:hyperlink r:id="rId67">
+            <w:hyperlink r:id="rId68">
               <w:r>
                 <w:rPr>
                   <w:rStyle w:val="Hyperlink"/>
@@ -2839,7 +2853,7 @@
             <w:pPr>
               <w:pStyle w:val="Compact"/>
             </w:pPr>
-            <w:hyperlink r:id="rId68">
+            <w:hyperlink r:id="rId69">
               <w:r>
                 <w:rPr>
                   <w:rStyle w:val="Hyperlink"/>
@@ -2883,8 +2897,8 @@
         </w:tc>
       </w:tr>
     </w:tbl>
-    <w:bookmarkEnd w:id="69"/>
-    <w:bookmarkStart w:id="77" w:name="midbrain"/>
+    <w:bookmarkEnd w:id="70"/>
+    <w:bookmarkStart w:id="78" w:name="midbrain"/>
     <w:p>
       <w:pPr>
         <w:pStyle w:val="Heading2"/>
@@ -2974,7 +2988,7 @@
             <w:pPr>
               <w:pStyle w:val="Compact"/>
             </w:pPr>
-            <w:hyperlink r:id="rId70">
+            <w:hyperlink r:id="rId71">
               <w:r>
                 <w:rPr>
                   <w:rStyle w:val="Hyperlink"/>
@@ -3024,7 +3038,7 @@
             <w:pPr>
               <w:pStyle w:val="Compact"/>
             </w:pPr>
-            <w:hyperlink r:id="rId71">
+            <w:hyperlink r:id="rId72">
               <w:r>
                 <w:rPr>
                   <w:rStyle w:val="Hyperlink"/>
@@ -3074,7 +3088,7 @@
             <w:pPr>
               <w:pStyle w:val="Compact"/>
             </w:pPr>
-            <w:hyperlink r:id="rId72">
+            <w:hyperlink r:id="rId73">
               <w:r>
                 <w:rPr>
                   <w:rStyle w:val="Hyperlink"/>
@@ -3124,7 +3138,7 @@
             <w:pPr>
               <w:pStyle w:val="Compact"/>
             </w:pPr>
-            <w:hyperlink r:id="rId73">
+            <w:hyperlink r:id="rId74">
               <w:r>
                 <w:rPr>
                   <w:rStyle w:val="Hyperlink"/>
@@ -3174,7 +3188,7 @@
             <w:pPr>
               <w:pStyle w:val="Compact"/>
             </w:pPr>
-            <w:hyperlink r:id="rId74">
+            <w:hyperlink r:id="rId75">
               <w:r>
                 <w:rPr>
                   <w:rStyle w:val="Hyperlink"/>
@@ -3224,7 +3238,7 @@
             <w:pPr>
               <w:pStyle w:val="Compact"/>
             </w:pPr>
-            <w:hyperlink r:id="rId75">
+            <w:hyperlink r:id="rId76">
               <w:r>
                 <w:rPr>
                   <w:rStyle w:val="Hyperlink"/>
@@ -3274,7 +3288,7 @@
             <w:pPr>
               <w:pStyle w:val="Compact"/>
             </w:pPr>
-            <w:hyperlink r:id="rId76">
+            <w:hyperlink r:id="rId77">
               <w:r>
                 <w:rPr>
                   <w:rStyle w:val="Hyperlink"/>
@@ -3318,8 +3332,8 @@
         </w:tc>
       </w:tr>
     </w:tbl>
-    <w:bookmarkEnd w:id="77"/>
-    <w:bookmarkStart w:id="82" w:name="hindbrain"/>
+    <w:bookmarkEnd w:id="78"/>
+    <w:bookmarkStart w:id="83" w:name="hindbrain"/>
     <w:p>
       <w:pPr>
         <w:pStyle w:val="Heading2"/>
@@ -3409,7 +3423,7 @@
             <w:pPr>
               <w:pStyle w:val="Compact"/>
             </w:pPr>
-            <w:hyperlink r:id="rId78">
+            <w:hyperlink r:id="rId79">
               <w:r>
                 <w:rPr>
                   <w:rStyle w:val="Hyperlink"/>
@@ -3459,7 +3473,7 @@
             <w:pPr>
               <w:pStyle w:val="Compact"/>
             </w:pPr>
-            <w:hyperlink r:id="rId79">
+            <w:hyperlink r:id="rId80">
               <w:r>
                 <w:rPr>
                   <w:rStyle w:val="Hyperlink"/>
@@ -3509,7 +3523,7 @@
             <w:pPr>
               <w:pStyle w:val="Compact"/>
             </w:pPr>
-            <w:hyperlink r:id="rId80">
+            <w:hyperlink r:id="rId81">
               <w:r>
                 <w:rPr>
                   <w:rStyle w:val="Hyperlink"/>
@@ -3559,7 +3573,7 @@
             <w:pPr>
               <w:pStyle w:val="Compact"/>
             </w:pPr>
-            <w:hyperlink r:id="rId81">
+            <w:hyperlink r:id="rId82">
               <w:r>
                 <w:rPr>
                   <w:rStyle w:val="Hyperlink"/>
@@ -3603,8 +3617,8 @@
         </w:tc>
       </w:tr>
     </w:tbl>
-    <w:bookmarkEnd w:id="82"/>
-    <w:bookmarkStart w:id="87" w:name="ventricles"/>
+    <w:bookmarkEnd w:id="83"/>
+    <w:bookmarkStart w:id="88" w:name="ventricles"/>
     <w:p>
       <w:pPr>
         <w:pStyle w:val="Heading2"/>
@@ -3694,7 +3708,7 @@
             <w:pPr>
               <w:pStyle w:val="Compact"/>
             </w:pPr>
-            <w:hyperlink r:id="rId83">
+            <w:hyperlink r:id="rId84">
               <w:r>
                 <w:rPr>
                   <w:rStyle w:val="Hyperlink"/>
@@ -3744,7 +3758,7 @@
             <w:pPr>
               <w:pStyle w:val="Compact"/>
             </w:pPr>
-            <w:hyperlink r:id="rId84">
+            <w:hyperlink r:id="rId85">
               <w:r>
                 <w:rPr>
                   <w:rStyle w:val="Hyperlink"/>
@@ -3794,7 +3808,7 @@
             <w:pPr>
               <w:pStyle w:val="Compact"/>
             </w:pPr>
-            <w:hyperlink r:id="rId85">
+            <w:hyperlink r:id="rId86">
               <w:r>
                 <w:rPr>
                   <w:rStyle w:val="Hyperlink"/>
@@ -3844,7 +3858,7 @@
             <w:pPr>
               <w:pStyle w:val="Compact"/>
             </w:pPr>
-            <w:hyperlink r:id="rId86">
+            <w:hyperlink r:id="rId87">
               <w:r>
                 <w:rPr>
                   <w:rStyle w:val="Hyperlink"/>
@@ -3888,7 +3902,7 @@
         </w:tc>
       </w:tr>
     </w:tbl>
-    <w:bookmarkEnd w:id="87"/>
+    <w:bookmarkEnd w:id="88"/>
     <w:sectPr>
       <w:footnotePr>
         <w:numRestart w:val="eachSect"/>
